--- a/ESTRUCTURALS/ACT_EXTR_FAVORABLE.docx
+++ b/ESTRUCTURALS/ACT_EXTR_FAVORABLE.docx
@@ -221,7 +221,7 @@
         <w:rPr>
           <w:rFonts w:ascii="Bookman Old Style" w:hAnsi="Bookman Old Style"/>
         </w:rPr>
-        <w:t>Certificat d'instal·lació elèctrica i de muntatge signat electrònicament per un tècnic competent o una entitat col·laboradora de l’Administració, en el que es faci constar que el conjunt de les instal·lacions no permanents desmuntables funcionen correctament i complint amb la normativa vigent, d’acord amb l’article 39 del Decret 112/2010, de 31 d’agost, pel qual s’aprova el Reglament d’Espectacles Públics i Activitats Recreatives.</w:t>
+        <w:t>&gt; Certificat d'instal·lació elèctrica i de muntatge signat electrònicament per un tècnic competent o una entitat col·laboradora de l’Administració, en el que es faci constar que el conjunt de les instal·lacions no permanents desmuntables funcionen correctament i complint amb la normativa vigent, d’acord amb l’article 39 del Decret 112/2010, de 31 d’agost, pel qual s’aprova el Reglament d’Espectacles Públics i Activitats Recreatives.</w:t>
       </w:r>
     </w:p>
     <w:p>
@@ -232,7 +232,7 @@
         <w:rPr>
           <w:rFonts w:ascii="Bookman Old Style" w:hAnsi="Bookman Old Style"/>
         </w:rPr>
-        <w:t>Control inicial favorable signat electrònicament per un tècnic competent, en el que es faci constar que la documentació tècnica presentada és suficient i correcta, de la mateixa manera que les característiques de l’activitat són les adients, també d’acord amb l’article 39 del Decret 112/2010, de 31 d’agost, pel qual s’aprova el Reglament d’Espectacles Públics i Activitats Recreatives.</w:t>
+        <w:t>&gt; Control inicial favorable signat electrònicament per un tècnic competent, en el que es faci constar que la documentació tècnica presentada és suficient i correcta, de la mateixa manera que les característiques de l’activitat són les adients, també d’acord amb l’article 39 del Decret 112/2010, de 31 d’agost, pel qual s’aprova el Reglament d’Espectacles Públics i Activitats Recreatives.</w:t>
       </w:r>
     </w:p>
     <w:p>
@@ -243,7 +243,7 @@
         <w:rPr>
           <w:rFonts w:ascii="Bookman Old Style" w:hAnsi="Bookman Old Style"/>
         </w:rPr>
-        <w:t>Certificats de reacció al foc dels elements decoratius instal·lats que no pertanyen a la pròpia llicència de l’establiment, en compliment amb el CTE DB SI 1 Apartat 4 Reacció al foc dels elements constructius, decoratius i de mobiliari.</w:t>
+        <w:t>&gt; Certificats de reacció al foc dels elements decoratius instal·lats que no pertanyen a la pròpia llicència de l’establiment, en compliment amb el CTE DB SI 1 Apartat 4 Reacció al foc dels elements constructius, decoratius i de mobiliari.</w:t>
       </w:r>
     </w:p>
     <w:p>
